--- a/(!) Речь.docx
+++ b/(!) Речь.docx
@@ -39,7 +39,7 @@
         <w:t xml:space="preserve"> уважаемые </w:t>
       </w:r>
       <w:r>
-        <w:t>председатели</w:t>
+        <w:t>члены</w:t>
       </w:r>
       <w:r>
         <w:t xml:space="preserve"> комиссии</w:t>
@@ -107,7 +107,16 @@
         <w:jc w:val="both"/>
       </w:pPr>
       <w:r>
-        <w:t>До внедрения системы в учреждении преобладал ручной учет, что приводило к высокой трудоемкости и формирования отчетности, а так</w:t>
+        <w:t>Ранее, д</w:t>
+      </w:r>
+      <w:r>
+        <w:t>о внедрения системы</w:t>
+      </w:r>
+      <w:r>
+        <w:t>,</w:t>
+      </w:r>
+      <w:r>
+        <w:t xml:space="preserve"> в учреждении преобладал ручной учет, что приводило к высокой трудоемкости и формирования отчетности, а так</w:t>
       </w:r>
       <w:r>
         <w:t>-</w:t>
@@ -544,15 +553,19 @@
         <w:t>защиту системы</w:t>
       </w:r>
       <w:r>
-        <w:t xml:space="preserve"> и разграничение прав доступа. Пароли пользователей </w:t>
-      </w:r>
-      <w:proofErr w:type="spellStart"/>
-      <w:r>
-        <w:t>хешируются</w:t>
-      </w:r>
-      <w:proofErr w:type="spellEnd"/>
-      <w:r>
-        <w:t xml:space="preserve"> в базе данных, что исключает их компрометацию. Также в коде реализована валидация ввода и защита от подбора паролей.</w:t>
+        <w:t xml:space="preserve"> и разграничение прав доступа. Пароли пользователей хешируются в базе данных, что исключает их компрометацию. </w:t>
+      </w:r>
+      <w:r>
+        <w:t>А т</w:t>
+      </w:r>
+      <w:r>
+        <w:t>акже в коде реализована валидация ввода и защита от подбора паролей</w:t>
+      </w:r>
+      <w:r>
+        <w:t xml:space="preserve"> путём временной блокировки после 3-х не удачных попыток</w:t>
+      </w:r>
+      <w:r>
+        <w:t>.</w:t>
       </w:r>
     </w:p>
     <w:p>
@@ -583,7 +596,13 @@
         <w:jc w:val="both"/>
       </w:pPr>
       <w:r>
-        <w:t>Основным рабочим местом кассира является раздел «Заказы». Он автоматизирует оформление продаж.</w:t>
+        <w:t>Основным рабочим местом кассира является раздел «Заказы»</w:t>
+      </w:r>
+      <w:r>
+        <w:t>, который</w:t>
+      </w:r>
+      <w:r>
+        <w:t xml:space="preserve"> автоматизирует оформление продаж.</w:t>
       </w:r>
     </w:p>
     <w:p>
@@ -663,569 +682,892 @@
         <w:lastRenderedPageBreak/>
         <w:t>Слайд 10</w:t>
       </w:r>
+    </w:p>
+    <w:p>
+      <w:pPr>
+        <w:widowControl w:val="0"/>
+        <w:pBdr>
+          <w:bottom w:val="single" w:sz="6" w:space="1" w:color="auto"/>
+        </w:pBdr>
+        <w:spacing w:line="240" w:lineRule="atLeast"/>
+        <w:jc w:val="both"/>
+      </w:pPr>
+      <w:r>
+        <w:t>В разделе «Фильм</w:t>
+      </w:r>
+      <w:r>
+        <w:t>ов</w:t>
+      </w:r>
+      <w:r>
+        <w:t>»</w:t>
+      </w:r>
+      <w:r>
+        <w:t xml:space="preserve"> </w:t>
+      </w:r>
+      <w:r>
+        <w:t>методист ведет учет репертуара.</w:t>
+      </w:r>
+      <w:r>
+        <w:t xml:space="preserve"> </w:t>
+      </w:r>
+      <w:r>
+        <w:t>Здесь</w:t>
+      </w:r>
+      <w:r>
+        <w:t xml:space="preserve"> реализована интерактивная картотека с поддержкой постеров, а также динамические справочники жанров и возрастных ограничений</w:t>
+      </w:r>
+      <w:r>
+        <w:t>.</w:t>
+      </w:r>
+    </w:p>
+    <w:p>
+      <w:pPr>
+        <w:widowControl w:val="0"/>
+        <w:pBdr>
+          <w:bottom w:val="single" w:sz="6" w:space="1" w:color="auto"/>
+        </w:pBdr>
+        <w:spacing w:line="240" w:lineRule="atLeast"/>
+        <w:jc w:val="both"/>
+      </w:pPr>
+      <w:r>
+        <w:t>Далее я хочу пояснить, что по названию проекта можно было догадаться, что изначально приложение создавал</w:t>
+      </w:r>
+      <w:r>
+        <w:t>о</w:t>
+      </w:r>
+      <w:r>
+        <w:t>сь для автоматизации работы только кассира и оформлению билетов, но</w:t>
+      </w:r>
+      <w:r>
+        <w:t xml:space="preserve"> уже в процессе реализации я решил пойти </w:t>
+      </w:r>
+      <w:r>
+        <w:t xml:space="preserve">немного </w:t>
+      </w:r>
+      <w:r>
+        <w:t>дальше</w:t>
+      </w:r>
+      <w:r>
+        <w:t>..</w:t>
+      </w:r>
+      <w:r>
+        <w:t>.</w:t>
+      </w:r>
+    </w:p>
+    <w:p>
+      <w:pPr>
+        <w:widowControl w:val="0"/>
+        <w:spacing w:line="240" w:lineRule="atLeast"/>
+        <w:jc w:val="both"/>
+        <w:rPr>
+          <w:b/>
+          <w:bCs/>
+        </w:rPr>
+      </w:pPr>
+      <w:r>
+        <w:rPr>
+          <w:b/>
+          <w:bCs/>
+        </w:rPr>
+        <w:t>Слайд 11</w:t>
+      </w:r>
+    </w:p>
+    <w:p>
+      <w:pPr>
+        <w:widowControl w:val="0"/>
+        <w:pBdr>
+          <w:bottom w:val="single" w:sz="6" w:space="1" w:color="auto"/>
+        </w:pBdr>
+        <w:spacing w:line="240" w:lineRule="atLeast"/>
+        <w:jc w:val="both"/>
+      </w:pPr>
+      <w:r>
+        <w:t>…</w:t>
+      </w:r>
+      <w:r>
+        <w:t>Поэтому особое внимание уделено</w:t>
+      </w:r>
+      <w:r>
+        <w:t xml:space="preserve"> </w:t>
+      </w:r>
+      <w:r>
+        <w:t>редактору расписания сеансов</w:t>
+      </w:r>
+      <w:r>
+        <w:t xml:space="preserve">. </w:t>
+      </w:r>
+      <w:r>
+        <w:t>То-есть э</w:t>
+      </w:r>
+      <w:r>
+        <w:t>то</w:t>
+      </w:r>
+      <w:r>
+        <w:t xml:space="preserve"> уже</w:t>
+      </w:r>
+      <w:r>
+        <w:t xml:space="preserve"> не просто список, а</w:t>
+      </w:r>
+      <w:r>
+        <w:t xml:space="preserve"> полноценный</w:t>
+      </w:r>
+      <w:r>
+        <w:t xml:space="preserve"> визуальный конструктор афиши. Программа динамически связывает данные из справочника фильмов с временной сеткой и стоимостью билетов.</w:t>
+      </w:r>
+    </w:p>
+    <w:p>
+      <w:pPr>
+        <w:widowControl w:val="0"/>
+        <w:pBdr>
+          <w:bottom w:val="single" w:sz="6" w:space="1" w:color="auto"/>
+        </w:pBdr>
+        <w:spacing w:line="240" w:lineRule="atLeast"/>
+        <w:jc w:val="both"/>
+      </w:pPr>
+      <w:r>
+        <w:t>Такой подход позволяет в реальном времени формировать готовую структуру показов и превращает систему из обычного журнала продаж в эффективный инструмент планирования деятельности кинотеатра.</w:t>
+      </w:r>
+    </w:p>
+    <w:p>
+      <w:pPr>
+        <w:widowControl w:val="0"/>
+        <w:spacing w:line="240" w:lineRule="atLeast"/>
+        <w:jc w:val="both"/>
+        <w:rPr>
+          <w:b/>
+          <w:bCs/>
+        </w:rPr>
+      </w:pPr>
+      <w:r>
+        <w:rPr>
+          <w:b/>
+          <w:bCs/>
+        </w:rPr>
+        <w:t>Слайд 12</w:t>
+      </w:r>
+    </w:p>
+    <w:p>
+      <w:pPr>
+        <w:widowControl w:val="0"/>
+        <w:pBdr>
+          <w:bottom w:val="single" w:sz="6" w:space="1" w:color="auto"/>
+        </w:pBdr>
+        <w:spacing w:line="240" w:lineRule="atLeast"/>
+        <w:jc w:val="both"/>
+      </w:pPr>
+      <w:r>
+        <w:t>Управление доступом реализовано через модуль «Пользователи», где администратор может оперативно создавать учетные записи и назначать соответствующие права.</w:t>
+      </w:r>
+    </w:p>
+    <w:p>
+      <w:pPr>
+        <w:widowControl w:val="0"/>
+        <w:spacing w:line="240" w:lineRule="atLeast"/>
+        <w:jc w:val="both"/>
+        <w:rPr>
+          <w:b/>
+          <w:bCs/>
+        </w:rPr>
+      </w:pPr>
+      <w:r>
+        <w:rPr>
+          <w:b/>
+          <w:bCs/>
+        </w:rPr>
+        <w:t>Слайд 13</w:t>
+      </w:r>
+    </w:p>
+    <w:p>
+      <w:pPr>
+        <w:widowControl w:val="0"/>
+        <w:spacing w:line="240" w:lineRule="atLeast"/>
+        <w:jc w:val="both"/>
+      </w:pPr>
+      <w:r>
+        <w:t>В системе также присутствует отдельная страница с гибкой настройкой</w:t>
+      </w:r>
+      <w:r>
+        <w:t>:</w:t>
+      </w:r>
+      <w:r>
+        <w:t xml:space="preserve"> начиная</w:t>
+      </w:r>
+      <w:r>
+        <w:t xml:space="preserve"> от персонализации </w:t>
+      </w:r>
+      <w:r>
+        <w:t>интерфейса</w:t>
+      </w:r>
+      <w:r>
+        <w:t>,</w:t>
+      </w:r>
+      <w:r>
+        <w:t xml:space="preserve"> заканчивая</w:t>
+      </w:r>
+      <w:r>
+        <w:t xml:space="preserve"> управлени</w:t>
+      </w:r>
+      <w:r>
+        <w:t>ем</w:t>
+      </w:r>
+      <w:r>
+        <w:t xml:space="preserve"> «быстрыми ценами» для наиболее популярных категорий билетов.</w:t>
+      </w:r>
+    </w:p>
+    <w:p>
+      <w:pPr>
+        <w:widowControl w:val="0"/>
+        <w:pBdr>
+          <w:bottom w:val="single" w:sz="6" w:space="1" w:color="auto"/>
+        </w:pBdr>
+        <w:spacing w:line="240" w:lineRule="atLeast"/>
+        <w:jc w:val="both"/>
+      </w:pPr>
+      <w:r>
+        <w:t>А так-же</w:t>
+      </w:r>
+      <w:r>
+        <w:t xml:space="preserve"> здесь выделены инструменты для резервного копирования и восстановления базы данных.</w:t>
+      </w:r>
+    </w:p>
+    <w:p>
+      <w:pPr>
+        <w:widowControl w:val="0"/>
+        <w:spacing w:line="240" w:lineRule="atLeast"/>
+        <w:jc w:val="both"/>
+        <w:rPr>
+          <w:b/>
+          <w:bCs/>
+        </w:rPr>
+      </w:pPr>
+      <w:r>
+        <w:rPr>
+          <w:b/>
+          <w:bCs/>
+        </w:rPr>
+        <w:t>Слайд 14</w:t>
+      </w:r>
+    </w:p>
+    <w:p>
+      <w:pPr>
+        <w:widowControl w:val="0"/>
+        <w:pBdr>
+          <w:bottom w:val="single" w:sz="6" w:space="1" w:color="auto"/>
+        </w:pBdr>
+        <w:spacing w:line="240" w:lineRule="atLeast"/>
+        <w:jc w:val="both"/>
+      </w:pPr>
+      <w:r>
+        <w:t>В разделе «О программе» представлен полный технологический стек проекта, включая используемые</w:t>
+      </w:r>
+      <w:r>
+        <w:t xml:space="preserve"> сторонние</w:t>
+      </w:r>
+      <w:r>
+        <w:t xml:space="preserve"> </w:t>
+      </w:r>
+      <w:r>
+        <w:t>библиотеки, общ</w:t>
+      </w:r>
+      <w:r>
+        <w:t>ую</w:t>
+      </w:r>
+      <w:r>
+        <w:t xml:space="preserve"> </w:t>
+      </w:r>
+      <w:r>
+        <w:t>техническую справку</w:t>
+      </w:r>
+      <w:r>
+        <w:t xml:space="preserve"> о продукте и </w:t>
+      </w:r>
+      <w:r>
+        <w:t xml:space="preserve">сведения </w:t>
+      </w:r>
+      <w:r>
+        <w:t>о разработчик</w:t>
+      </w:r>
+      <w:r>
+        <w:t>е</w:t>
+      </w:r>
+      <w:r>
+        <w:t>.</w:t>
+      </w:r>
+    </w:p>
+    <w:p>
+      <w:pPr>
+        <w:widowControl w:val="0"/>
+        <w:spacing w:line="240" w:lineRule="atLeast"/>
+        <w:jc w:val="both"/>
+        <w:rPr>
+          <w:b/>
+          <w:bCs/>
+        </w:rPr>
+      </w:pPr>
+      <w:r>
+        <w:rPr>
+          <w:b/>
+          <w:bCs/>
+        </w:rPr>
+        <w:t>Слайд 15</w:t>
+      </w:r>
+    </w:p>
+    <w:p>
+      <w:pPr>
+        <w:widowControl w:val="0"/>
+        <w:pBdr>
+          <w:bottom w:val="single" w:sz="6" w:space="1" w:color="auto"/>
+        </w:pBdr>
+        <w:spacing w:line="240" w:lineRule="atLeast"/>
+        <w:jc w:val="both"/>
+      </w:pPr>
+      <w:r>
+        <w:t xml:space="preserve">На данном этапе проект является </w:t>
+      </w:r>
+      <w:r>
+        <w:t>завершенным</w:t>
+      </w:r>
+      <w:r>
+        <w:t>. Для него были написаны подробные руководства</w:t>
+      </w:r>
+      <w:r>
+        <w:t xml:space="preserve"> пользователя и системного администратора, суммарным объемом более 60-ти страниц, что гарантирует легкое освоение системы</w:t>
+      </w:r>
+      <w:r>
+        <w:t xml:space="preserve"> </w:t>
+      </w:r>
+      <w:r>
+        <w:t>для</w:t>
+      </w:r>
+      <w:r>
+        <w:t xml:space="preserve"> персонал</w:t>
+      </w:r>
+      <w:r>
+        <w:t>а</w:t>
+      </w:r>
+      <w:r>
+        <w:t>.</w:t>
+      </w:r>
+    </w:p>
+    <w:p>
+      <w:pPr>
+        <w:widowControl w:val="0"/>
+        <w:spacing w:line="240" w:lineRule="atLeast"/>
+        <w:jc w:val="both"/>
+        <w:rPr>
+          <w:b/>
+          <w:bCs/>
+        </w:rPr>
+      </w:pPr>
+      <w:r>
+        <w:rPr>
+          <w:b/>
+          <w:bCs/>
+        </w:rPr>
+        <w:t>Слайд 16</w:t>
+      </w:r>
+    </w:p>
+    <w:p>
+      <w:pPr>
+        <w:widowControl w:val="0"/>
+        <w:spacing w:line="240" w:lineRule="atLeast"/>
+        <w:jc w:val="both"/>
+      </w:pPr>
+      <w:r>
+        <w:t xml:space="preserve">Практическая значимость работы подтверждается успешной апробацией. В ходе опытной эксплуатации в кинотеатре система получила положительную оценку </w:t>
+      </w:r>
+      <w:r>
+        <w:t xml:space="preserve">от </w:t>
+      </w:r>
+      <w:r>
+        <w:t>руководства.</w:t>
+      </w:r>
+    </w:p>
+    <w:p>
+      <w:pPr>
+        <w:widowControl w:val="0"/>
+        <w:pBdr>
+          <w:bottom w:val="single" w:sz="6" w:space="1" w:color="auto"/>
+        </w:pBdr>
+        <w:spacing w:line="240" w:lineRule="atLeast"/>
+        <w:jc w:val="both"/>
+      </w:pPr>
+      <w:r>
+        <w:t>На фото запечатлен момент демонстрации функционала</w:t>
+      </w:r>
+      <w:r>
+        <w:t>, по итогам которой было получено благодарственное письмо.</w:t>
+      </w:r>
+    </w:p>
+    <w:p>
+      <w:pPr>
+        <w:widowControl w:val="0"/>
+        <w:spacing w:line="240" w:lineRule="atLeast"/>
+        <w:jc w:val="both"/>
+        <w:rPr>
+          <w:b/>
+          <w:bCs/>
+        </w:rPr>
+      </w:pPr>
+      <w:r>
+        <w:rPr>
+          <w:b/>
+          <w:bCs/>
+        </w:rPr>
+        <w:t>Слайд 17</w:t>
+      </w:r>
+    </w:p>
+    <w:p>
+      <w:pPr>
+        <w:widowControl w:val="0"/>
+        <w:spacing w:line="240" w:lineRule="atLeast"/>
+        <w:jc w:val="both"/>
+      </w:pPr>
+      <w:r>
+        <w:t>Проводимые р</w:t>
+      </w:r>
+      <w:r>
+        <w:t xml:space="preserve">асчеты </w:t>
+      </w:r>
+      <w:r>
+        <w:t>доказали</w:t>
+      </w:r>
+      <w:r>
+        <w:t xml:space="preserve"> высокую</w:t>
+      </w:r>
+      <w:r>
+        <w:t xml:space="preserve"> эффективност</w:t>
+      </w:r>
+      <w:r>
+        <w:t>ь</w:t>
+      </w:r>
+      <w:r>
+        <w:t xml:space="preserve"> продукта</w:t>
+      </w:r>
+      <w:r>
+        <w:t>:</w:t>
+      </w:r>
+    </w:p>
+    <w:p>
+      <w:pPr>
+        <w:widowControl w:val="0"/>
+        <w:pBdr>
+          <w:bottom w:val="single" w:sz="6" w:space="1" w:color="auto"/>
+        </w:pBdr>
+        <w:spacing w:line="240" w:lineRule="atLeast"/>
+        <w:jc w:val="both"/>
+      </w:pPr>
+      <w:r>
+        <w:t xml:space="preserve">Время обработки </w:t>
+      </w:r>
+      <w:r>
+        <w:t>сеанса</w:t>
+      </w:r>
+      <w:r>
+        <w:t xml:space="preserve"> сократило</w:t>
+      </w:r>
+      <w:r>
+        <w:t>сь</w:t>
+      </w:r>
+      <w:r>
+        <w:t xml:space="preserve"> с 14 до 4 минут, а</w:t>
+      </w:r>
+      <w:r>
+        <w:t xml:space="preserve"> </w:t>
+      </w:r>
+      <w:r>
+        <w:t>дневная</w:t>
+      </w:r>
+      <w:r>
+        <w:t xml:space="preserve"> экономия</w:t>
+      </w:r>
+      <w:r>
+        <w:t xml:space="preserve"> может</w:t>
+      </w:r>
+      <w:r>
+        <w:t xml:space="preserve"> </w:t>
+      </w:r>
+      <w:r>
+        <w:t>доходит</w:t>
+      </w:r>
+      <w:r>
+        <w:t>ь</w:t>
+      </w:r>
+      <w:r>
+        <w:t xml:space="preserve"> </w:t>
+      </w:r>
+      <w:r>
+        <w:t xml:space="preserve">до </w:t>
+      </w:r>
+      <w:r>
+        <w:t>5-ти часов. Итоговые показатели надежности и эффективности оцениваются на высоком уровне.</w:t>
+      </w:r>
+    </w:p>
+    <w:p>
+      <w:pPr>
+        <w:widowControl w:val="0"/>
+        <w:spacing w:line="240" w:lineRule="atLeast"/>
+        <w:jc w:val="both"/>
+        <w:rPr>
+          <w:b/>
+          <w:bCs/>
+        </w:rPr>
+      </w:pPr>
+      <w:r>
+        <w:rPr>
+          <w:b/>
+          <w:bCs/>
+        </w:rPr>
+        <w:t>Слайд 18</w:t>
+      </w:r>
+    </w:p>
+    <w:p>
+      <w:pPr>
+        <w:widowControl w:val="0"/>
+        <w:spacing w:line="240" w:lineRule="atLeast"/>
+        <w:jc w:val="both"/>
+      </w:pPr>
+      <w:r>
+        <w:t>В заключени</w:t>
+      </w:r>
+      <w:r>
+        <w:t>е отмечу</w:t>
+      </w:r>
+      <w:r>
+        <w:t>, что в ходе выполнения дипломного проекта</w:t>
+      </w:r>
+      <w:r>
+        <w:t xml:space="preserve"> поставленная</w:t>
+      </w:r>
+      <w:r>
+        <w:t xml:space="preserve"> цель была</w:t>
+      </w:r>
+      <w:r>
+        <w:t xml:space="preserve"> полностью</w:t>
+      </w:r>
+      <w:r>
+        <w:t xml:space="preserve"> достигнута</w:t>
+      </w:r>
+      <w:r>
+        <w:t>, а</w:t>
+      </w:r>
+      <w:r>
+        <w:t xml:space="preserve"> задачи решены в полном объеме.</w:t>
+      </w:r>
+    </w:p>
+    <w:p>
+      <w:pPr>
+        <w:widowControl w:val="0"/>
+        <w:pBdr>
+          <w:bottom w:val="single" w:sz="6" w:space="1" w:color="auto"/>
+        </w:pBdr>
+        <w:spacing w:line="240" w:lineRule="atLeast"/>
+        <w:jc w:val="both"/>
+      </w:pPr>
+      <w:r>
+        <w:t>Система готова к эксплуатации и способна значительно повысить качеств</w:t>
+      </w:r>
+      <w:r>
+        <w:t>о</w:t>
+      </w:r>
+      <w:r>
+        <w:t xml:space="preserve"> </w:t>
+      </w:r>
+      <w:r>
+        <w:t>работы учреждения</w:t>
+      </w:r>
+      <w:r>
+        <w:t>.</w:t>
+      </w:r>
+    </w:p>
+    <w:p>
+      <w:pPr>
+        <w:widowControl w:val="0"/>
+        <w:spacing w:line="240" w:lineRule="atLeast"/>
+        <w:jc w:val="both"/>
+        <w:rPr>
+          <w:b/>
+          <w:bCs/>
+        </w:rPr>
+      </w:pPr>
+      <w:r>
+        <w:rPr>
+          <w:b/>
+          <w:bCs/>
+        </w:rPr>
+        <w:t>Слайд 19</w:t>
+      </w:r>
+    </w:p>
+    <w:p>
+      <w:pPr>
+        <w:widowControl w:val="0"/>
+        <w:pBdr>
+          <w:bottom w:val="single" w:sz="6" w:space="1" w:color="auto"/>
+        </w:pBdr>
+        <w:spacing w:line="240" w:lineRule="atLeast"/>
+        <w:jc w:val="both"/>
+      </w:pPr>
+      <w:r>
+        <w:t xml:space="preserve">На этом </w:t>
+      </w:r>
+      <w:r>
+        <w:t>основной доклад окончен</w:t>
+      </w:r>
+      <w:r>
+        <w:t>, благодарю</w:t>
+      </w:r>
+      <w:r>
+        <w:t xml:space="preserve"> вас</w:t>
+      </w:r>
+      <w:r>
+        <w:t xml:space="preserve"> за</w:t>
+      </w:r>
+      <w:r>
+        <w:t xml:space="preserve"> </w:t>
+      </w:r>
+      <w:r>
+        <w:t>внимание</w:t>
+      </w:r>
+      <w:r>
+        <w:t>! И прежде, чем мы перейдем к вопросам, я бы хотел наглядно продемонстрировать приложение в дей</w:t>
+      </w:r>
+      <w:r>
+        <w:t>ствии.</w:t>
+      </w:r>
+    </w:p>
+    <w:p>
+      <w:pPr>
+        <w:widowControl w:val="0"/>
+        <w:spacing w:after="140" w:line="240" w:lineRule="atLeast"/>
+        <w:jc w:val="both"/>
+        <w:rPr>
+          <w:i/>
+          <w:iCs/>
+        </w:rPr>
+      </w:pPr>
+      <w:r>
+        <w:rPr>
+          <w:i/>
+          <w:iCs/>
+        </w:rPr>
+        <w:lastRenderedPageBreak/>
+        <w:t>Какую модель или методичку использовали для оценки эффективности</w:t>
+      </w:r>
+      <w:r>
+        <w:rPr>
+          <w:i/>
+          <w:iCs/>
+        </w:rPr>
+        <w:t>?</w:t>
+      </w:r>
+    </w:p>
+    <w:p>
+      <w:pPr>
+        <w:widowControl w:val="0"/>
+        <w:pBdr>
+          <w:bottom w:val="single" w:sz="6" w:space="1" w:color="auto"/>
+        </w:pBdr>
+        <w:spacing w:after="140" w:line="240" w:lineRule="atLeast"/>
+        <w:jc w:val="both"/>
+      </w:pPr>
+      <w:r>
+        <w:t xml:space="preserve">Я использовал </w:t>
+      </w:r>
+      <w:r>
+        <w:rPr>
+          <w:b/>
+          <w:bCs/>
+        </w:rPr>
+        <w:t>модель взвешенной суммы критериев</w:t>
+      </w:r>
+      <w:r>
+        <w:t xml:space="preserve">. Суть в том, что мы берем важные характеристики программы (например, стабильность, защиту или удобство) и каждой характеристике даем свой «вес» - то есть степень важности от 0 до 1. После выставляются оценки, которые потом умножаются на свой вес и складываются. В итоге получается один общий балл. </w:t>
+      </w:r>
+    </w:p>
+    <w:p>
+      <w:pPr>
+        <w:widowControl w:val="0"/>
+        <w:spacing w:after="140" w:line="240" w:lineRule="atLeast"/>
+        <w:jc w:val="both"/>
+        <w:rPr>
+          <w:i/>
+          <w:iCs/>
+        </w:rPr>
+      </w:pPr>
+      <w:r>
+        <w:rPr>
+          <w:i/>
+          <w:iCs/>
+        </w:rPr>
+        <w:t>Как вы оценивали надежность системы?</w:t>
+      </w:r>
+    </w:p>
+    <w:p>
+      <w:pPr>
+        <w:widowControl w:val="0"/>
+        <w:spacing w:after="140" w:line="240" w:lineRule="atLeast"/>
+        <w:jc w:val="both"/>
+      </w:pPr>
+      <w:r>
+        <w:t>Надежность обеспечивается тремя факторами:</w:t>
+      </w:r>
+    </w:p>
+    <w:p>
+      <w:pPr>
+        <w:widowControl w:val="0"/>
+        <w:spacing w:after="140" w:line="240" w:lineRule="atLeast"/>
+        <w:jc w:val="both"/>
+      </w:pPr>
+      <w:r>
+        <w:t>1. Архитектура: Использование базы данных для целостности данных.</w:t>
+      </w:r>
+    </w:p>
+    <w:p>
+      <w:pPr>
+        <w:widowControl w:val="0"/>
+        <w:spacing w:after="140" w:line="240" w:lineRule="atLeast"/>
+        <w:jc w:val="both"/>
+      </w:pPr>
+      <w:r>
+        <w:t>2. Модульность: Разделение бизнес-логики и интерфейса, для изоляции ошибок.</w:t>
+      </w:r>
+    </w:p>
+    <w:p>
+      <w:pPr>
+        <w:widowControl w:val="0"/>
+        <w:pBdr>
+          <w:bottom w:val="single" w:sz="6" w:space="1" w:color="auto"/>
+        </w:pBdr>
+        <w:spacing w:after="140" w:line="240" w:lineRule="atLeast"/>
+        <w:jc w:val="both"/>
+      </w:pPr>
+      <w:r>
+        <w:t>3. Безопасность: Хеширование паролей и разграничение прав доступа.</w:t>
+      </w:r>
+    </w:p>
+    <w:p>
+      <w:pPr>
+        <w:widowControl w:val="0"/>
+        <w:spacing w:after="140" w:line="240" w:lineRule="atLeast"/>
+        <w:jc w:val="both"/>
+        <w:rPr>
+          <w:i/>
+          <w:iCs/>
+        </w:rPr>
+      </w:pPr>
+      <w:r>
+        <w:rPr>
+          <w:i/>
+          <w:iCs/>
+        </w:rPr>
+        <w:t>Зачем это нужно, если есть бумажные журналы, они надежнее и не зависнут</w:t>
+      </w:r>
+      <w:r>
+        <w:rPr>
+          <w:i/>
+          <w:iCs/>
+        </w:rPr>
+        <w:t>?</w:t>
+      </w:r>
+    </w:p>
+    <w:p>
+      <w:pPr>
+        <w:widowControl w:val="0"/>
+        <w:pBdr>
+          <w:bottom w:val="single" w:sz="6" w:space="1" w:color="auto"/>
+        </w:pBdr>
+        <w:spacing w:after="140" w:line="240" w:lineRule="atLeast"/>
+        <w:jc w:val="both"/>
+      </w:pPr>
+      <w:r>
+        <w:t>Бумажные журналы надежные, пока они не потеряются или не залиты водой. А основная проблема, это невозможность оперативного поиска.</w:t>
+      </w:r>
+    </w:p>
+    <w:p>
+      <w:pPr>
+        <w:widowControl w:val="0"/>
+        <w:spacing w:after="140" w:line="240" w:lineRule="atLeast"/>
+        <w:jc w:val="both"/>
+        <w:rPr>
+          <w:i/>
+          <w:iCs/>
+        </w:rPr>
+      </w:pPr>
+      <w:r>
+        <w:rPr>
+          <w:i/>
+          <w:iCs/>
+        </w:rPr>
+        <w:t>Насколько сложно обучить сотрудников пользоваться программой?</w:t>
+      </w:r>
+    </w:p>
+    <w:p>
+      <w:pPr>
+        <w:widowControl w:val="0"/>
+        <w:pBdr>
+          <w:bottom w:val="single" w:sz="6" w:space="1" w:color="auto"/>
+        </w:pBdr>
+        <w:spacing w:after="140" w:line="240" w:lineRule="atLeast"/>
+        <w:jc w:val="both"/>
+      </w:pPr>
+      <w:r>
+        <w:t>Интерфейс спроектирован интуитивно понятно, где нет лишней информации. К тому же, я написал</w:t>
+      </w:r>
       <w:bookmarkStart w:id="0" w:name="_GoBack"/>
       <w:bookmarkEnd w:id="0"/>
-    </w:p>
-    <w:p>
-      <w:pPr>
-        <w:widowControl w:val="0"/>
-        <w:pBdr>
-          <w:bottom w:val="single" w:sz="6" w:space="1" w:color="auto"/>
-        </w:pBdr>
-        <w:spacing w:line="240" w:lineRule="atLeast"/>
-        <w:jc w:val="both"/>
-      </w:pPr>
-      <w:r>
-        <w:t>В разделе «Фильмы»</w:t>
-      </w:r>
-      <w:r>
-        <w:t xml:space="preserve"> </w:t>
-      </w:r>
-      <w:r>
-        <w:t>методист ведет учет репертуара.</w:t>
-      </w:r>
-      <w:r>
-        <w:t xml:space="preserve"> </w:t>
-      </w:r>
-      <w:r>
-        <w:t>Здесь</w:t>
-      </w:r>
-      <w:r>
-        <w:t xml:space="preserve"> реализована интерактивная картотека с поддержкой постеров, а также динамические справочники жанров и возрастных ограничений</w:t>
-      </w:r>
-      <w:r>
-        <w:t>.</w:t>
-      </w:r>
-    </w:p>
-    <w:p>
-      <w:pPr>
-        <w:widowControl w:val="0"/>
-        <w:pBdr>
-          <w:bottom w:val="single" w:sz="6" w:space="1" w:color="auto"/>
-        </w:pBdr>
-        <w:spacing w:line="240" w:lineRule="atLeast"/>
-        <w:jc w:val="both"/>
-      </w:pPr>
-      <w:r>
-        <w:t>Далее я хочу пояснить, что по названию проекта можно было догадаться, что изначально приложение создавал</w:t>
-      </w:r>
-      <w:r>
-        <w:t>о</w:t>
-      </w:r>
-      <w:r>
-        <w:t>сь для автоматизации работы только кассира и оформлению билетов, но мне это показалось слишком просто и не очень интересно, к тому же согласитесь, что простой вывод таблицы есть у</w:t>
-      </w:r>
-      <w:r>
-        <w:t>же у</w:t>
-      </w:r>
-      <w:r>
-        <w:t xml:space="preserve"> всех и этим </w:t>
-      </w:r>
-      <w:r>
-        <w:t>никого</w:t>
-      </w:r>
-      <w:r>
-        <w:t xml:space="preserve"> не</w:t>
-      </w:r>
-      <w:r>
-        <w:t xml:space="preserve"> удивить.</w:t>
-      </w:r>
-    </w:p>
-    <w:p>
-      <w:pPr>
-        <w:widowControl w:val="0"/>
-        <w:spacing w:line="240" w:lineRule="atLeast"/>
-        <w:jc w:val="both"/>
-        <w:rPr>
-          <w:b/>
-          <w:bCs/>
-        </w:rPr>
-      </w:pPr>
-      <w:r>
-        <w:rPr>
-          <w:b/>
-          <w:bCs/>
-        </w:rPr>
-        <w:t>Слайд 11</w:t>
-      </w:r>
-    </w:p>
-    <w:p>
-      <w:pPr>
-        <w:widowControl w:val="0"/>
-        <w:pBdr>
-          <w:bottom w:val="single" w:sz="6" w:space="1" w:color="auto"/>
-        </w:pBdr>
-        <w:spacing w:line="240" w:lineRule="atLeast"/>
-        <w:jc w:val="both"/>
-      </w:pPr>
-      <w:r>
-        <w:t>Поэтому особое внимание уделено</w:t>
-      </w:r>
-      <w:r>
-        <w:t xml:space="preserve"> </w:t>
-      </w:r>
-      <w:r>
-        <w:t>редактору расписания сеансов</w:t>
-      </w:r>
-      <w:r>
-        <w:t xml:space="preserve">. </w:t>
-      </w:r>
-      <w:r>
-        <w:t>Это не просто список, а</w:t>
-      </w:r>
-      <w:r>
-        <w:t xml:space="preserve"> полноценный</w:t>
-      </w:r>
-      <w:r>
-        <w:t xml:space="preserve"> визуальный конструктор афиши. Программа динамически связывает данные из справочника фильмов с временной сеткой и стоимостью билетов.</w:t>
-      </w:r>
-    </w:p>
-    <w:p>
-      <w:pPr>
-        <w:widowControl w:val="0"/>
-        <w:pBdr>
-          <w:bottom w:val="single" w:sz="6" w:space="1" w:color="auto"/>
-        </w:pBdr>
-        <w:spacing w:line="240" w:lineRule="atLeast"/>
-        <w:jc w:val="both"/>
-      </w:pPr>
-      <w:r>
-        <w:t>Такой подход позволяет в реальном времени формировать готовую структуру показов и превращает систему из обычного журнала продаж в эффективный инструмент планирования деятельности кинотеатра.</w:t>
-      </w:r>
-    </w:p>
-    <w:p>
-      <w:pPr>
-        <w:widowControl w:val="0"/>
-        <w:spacing w:line="240" w:lineRule="atLeast"/>
-        <w:jc w:val="both"/>
-        <w:rPr>
-          <w:b/>
-          <w:bCs/>
-        </w:rPr>
-      </w:pPr>
-      <w:r>
-        <w:rPr>
-          <w:b/>
-          <w:bCs/>
-        </w:rPr>
-        <w:t>Слайд 12</w:t>
-      </w:r>
-    </w:p>
-    <w:p>
-      <w:pPr>
-        <w:widowControl w:val="0"/>
-        <w:pBdr>
-          <w:bottom w:val="single" w:sz="6" w:space="1" w:color="auto"/>
-        </w:pBdr>
-        <w:spacing w:line="240" w:lineRule="atLeast"/>
-        <w:jc w:val="both"/>
-      </w:pPr>
-      <w:r>
-        <w:t>Управление доступом реализовано через модуль «Пользователи», где администратор может оперативно создавать учетные записи и назначать соответствующие права.</w:t>
-      </w:r>
-    </w:p>
-    <w:p>
-      <w:pPr>
-        <w:widowControl w:val="0"/>
-        <w:spacing w:line="240" w:lineRule="atLeast"/>
-        <w:jc w:val="both"/>
-        <w:rPr>
-          <w:b/>
-          <w:bCs/>
-        </w:rPr>
-      </w:pPr>
-      <w:r>
-        <w:rPr>
-          <w:b/>
-          <w:bCs/>
-        </w:rPr>
-        <w:t>Слайд 13</w:t>
-      </w:r>
-    </w:p>
-    <w:p>
-      <w:pPr>
-        <w:widowControl w:val="0"/>
-        <w:spacing w:line="240" w:lineRule="atLeast"/>
-        <w:jc w:val="both"/>
-      </w:pPr>
-      <w:r>
-        <w:t>В системе также присутствует отдельная страница с гибкой настройкой</w:t>
-      </w:r>
-      <w:r>
-        <w:t>:</w:t>
-      </w:r>
-      <w:r>
-        <w:t xml:space="preserve"> начиная</w:t>
-      </w:r>
-      <w:r>
-        <w:t xml:space="preserve"> от персонализации </w:t>
-      </w:r>
-      <w:r>
-        <w:t>интерфейса</w:t>
-      </w:r>
-      <w:r>
-        <w:t>,</w:t>
-      </w:r>
-      <w:r>
-        <w:t xml:space="preserve"> заканчивая</w:t>
-      </w:r>
-      <w:r>
-        <w:t xml:space="preserve"> управлени</w:t>
-      </w:r>
-      <w:r>
-        <w:t>ем</w:t>
-      </w:r>
-      <w:r>
-        <w:t xml:space="preserve"> «быстрыми ценами» для наиболее популярных категорий билетов.</w:t>
-      </w:r>
-    </w:p>
-    <w:p>
-      <w:pPr>
-        <w:widowControl w:val="0"/>
-        <w:pBdr>
-          <w:bottom w:val="single" w:sz="6" w:space="1" w:color="auto"/>
-        </w:pBdr>
-        <w:spacing w:line="240" w:lineRule="atLeast"/>
-        <w:jc w:val="both"/>
-      </w:pPr>
-      <w:r>
-        <w:t>А так-же</w:t>
-      </w:r>
-      <w:r>
-        <w:t xml:space="preserve"> здесь выделены инструменты для резервного копирования и восстановления базы данных.</w:t>
-      </w:r>
-    </w:p>
-    <w:p>
-      <w:pPr>
-        <w:widowControl w:val="0"/>
-        <w:spacing w:line="240" w:lineRule="atLeast"/>
-        <w:jc w:val="both"/>
-        <w:rPr>
-          <w:b/>
-          <w:bCs/>
-        </w:rPr>
-      </w:pPr>
-      <w:r>
-        <w:rPr>
-          <w:b/>
-          <w:bCs/>
-        </w:rPr>
-        <w:t>Слайд 14</w:t>
-      </w:r>
-    </w:p>
-    <w:p>
-      <w:pPr>
-        <w:widowControl w:val="0"/>
-        <w:pBdr>
-          <w:bottom w:val="single" w:sz="6" w:space="1" w:color="auto"/>
-        </w:pBdr>
-        <w:spacing w:line="240" w:lineRule="atLeast"/>
-        <w:jc w:val="both"/>
-      </w:pPr>
-      <w:r>
-        <w:t>В разделе «О программе» представлен полный технологический стек проекта, включая используемые</w:t>
-      </w:r>
-      <w:r>
-        <w:t xml:space="preserve"> сторонние</w:t>
-      </w:r>
-      <w:r>
-        <w:t xml:space="preserve"> </w:t>
-      </w:r>
-      <w:r>
-        <w:t>библиотеки, общ</w:t>
-      </w:r>
-      <w:r>
-        <w:t>ую</w:t>
-      </w:r>
-      <w:r>
-        <w:t xml:space="preserve"> </w:t>
-      </w:r>
-      <w:r>
-        <w:t>техническую справку</w:t>
-      </w:r>
-      <w:r>
-        <w:t xml:space="preserve"> о продукте и </w:t>
-      </w:r>
-      <w:r>
-        <w:t xml:space="preserve">сведения </w:t>
-      </w:r>
-      <w:r>
-        <w:t>о разработчик</w:t>
-      </w:r>
-      <w:r>
-        <w:t>е</w:t>
-      </w:r>
-      <w:r>
-        <w:t>.</w:t>
-      </w:r>
-    </w:p>
-    <w:p>
-      <w:pPr>
-        <w:widowControl w:val="0"/>
-        <w:spacing w:line="240" w:lineRule="atLeast"/>
-        <w:jc w:val="both"/>
-        <w:rPr>
-          <w:b/>
-          <w:bCs/>
-        </w:rPr>
-      </w:pPr>
-      <w:r>
-        <w:rPr>
-          <w:b/>
-          <w:bCs/>
-        </w:rPr>
-        <w:t>Слайд 15</w:t>
-      </w:r>
-    </w:p>
-    <w:p>
-      <w:pPr>
-        <w:widowControl w:val="0"/>
-        <w:pBdr>
-          <w:bottom w:val="single" w:sz="6" w:space="1" w:color="auto"/>
-        </w:pBdr>
-        <w:spacing w:line="240" w:lineRule="atLeast"/>
-        <w:jc w:val="both"/>
-      </w:pPr>
-      <w:r>
-        <w:t>На данном этапе проект является законченным. Для него были написаны подробные руководства</w:t>
-      </w:r>
-      <w:r>
-        <w:t xml:space="preserve"> пользователя и системного администратора, суммарным объемом более 60-ти страниц, что гарантирует легкое освоение системы</w:t>
-      </w:r>
-      <w:r>
-        <w:t xml:space="preserve"> </w:t>
-      </w:r>
-      <w:r>
-        <w:t>для</w:t>
-      </w:r>
-      <w:r>
-        <w:t xml:space="preserve"> персонал</w:t>
-      </w:r>
-      <w:r>
-        <w:t>а</w:t>
-      </w:r>
-      <w:r>
-        <w:t>.</w:t>
-      </w:r>
-    </w:p>
-    <w:p>
-      <w:pPr>
-        <w:widowControl w:val="0"/>
-        <w:spacing w:line="240" w:lineRule="atLeast"/>
-        <w:jc w:val="both"/>
-        <w:rPr>
-          <w:b/>
-          <w:bCs/>
-        </w:rPr>
-      </w:pPr>
-      <w:r>
-        <w:rPr>
-          <w:b/>
-          <w:bCs/>
-        </w:rPr>
-        <w:t>Слайд 16</w:t>
-      </w:r>
-    </w:p>
-    <w:p>
-      <w:pPr>
-        <w:widowControl w:val="0"/>
-        <w:spacing w:line="240" w:lineRule="atLeast"/>
-        <w:jc w:val="both"/>
-      </w:pPr>
-      <w:r>
-        <w:t>Практическая значимость работы подтверждается успешной апробацией. В ходе опытной эксплуатации в кинотеатре система получила положительную оценку руководства.</w:t>
-      </w:r>
-    </w:p>
-    <w:p>
-      <w:pPr>
-        <w:widowControl w:val="0"/>
-        <w:pBdr>
-          <w:bottom w:val="single" w:sz="6" w:space="1" w:color="auto"/>
-        </w:pBdr>
-        <w:spacing w:line="240" w:lineRule="atLeast"/>
-        <w:jc w:val="both"/>
-      </w:pPr>
-      <w:r>
-        <w:t>На фото запечатлен момент демонстрации функционала</w:t>
-      </w:r>
-      <w:r>
-        <w:t>, по итогам которой было получено благодарственное письмо.</w:t>
-      </w:r>
-    </w:p>
-    <w:p>
-      <w:pPr>
-        <w:widowControl w:val="0"/>
-        <w:spacing w:line="240" w:lineRule="atLeast"/>
-        <w:jc w:val="both"/>
-        <w:rPr>
-          <w:b/>
-          <w:bCs/>
-        </w:rPr>
-      </w:pPr>
-      <w:r>
-        <w:rPr>
-          <w:b/>
-          <w:bCs/>
-        </w:rPr>
-        <w:t>Слайд 17</w:t>
-      </w:r>
-    </w:p>
-    <w:p>
-      <w:pPr>
-        <w:widowControl w:val="0"/>
-        <w:spacing w:line="240" w:lineRule="atLeast"/>
-        <w:jc w:val="both"/>
-      </w:pPr>
-      <w:r>
-        <w:t>Проводимые р</w:t>
-      </w:r>
-      <w:r>
-        <w:t xml:space="preserve">асчеты </w:t>
-      </w:r>
-      <w:r>
-        <w:t>доказали</w:t>
-      </w:r>
-      <w:r>
-        <w:t xml:space="preserve"> высокую</w:t>
-      </w:r>
-      <w:r>
-        <w:t xml:space="preserve"> эффективности продукта</w:t>
-      </w:r>
-      <w:r>
-        <w:t>:</w:t>
-      </w:r>
-    </w:p>
-    <w:p>
-      <w:pPr>
-        <w:widowControl w:val="0"/>
-        <w:pBdr>
-          <w:bottom w:val="single" w:sz="6" w:space="1" w:color="auto"/>
-        </w:pBdr>
-        <w:spacing w:line="240" w:lineRule="atLeast"/>
-        <w:jc w:val="both"/>
-      </w:pPr>
-      <w:r>
-        <w:t>Время обработки одной операции сократило</w:t>
-      </w:r>
-      <w:r>
-        <w:t>сь</w:t>
-      </w:r>
-      <w:r>
-        <w:t xml:space="preserve"> с 14 до 4 минут, а</w:t>
-      </w:r>
-      <w:r>
-        <w:t xml:space="preserve"> ежедневная экономия времени составляет около 5-ти часов. Итоговые показатели надежности и эффективности оцениваются на высоком уровне.</w:t>
-      </w:r>
-    </w:p>
-    <w:p>
-      <w:pPr>
-        <w:widowControl w:val="0"/>
-        <w:spacing w:line="240" w:lineRule="atLeast"/>
-        <w:jc w:val="both"/>
-        <w:rPr>
-          <w:b/>
-          <w:bCs/>
-        </w:rPr>
-      </w:pPr>
-      <w:r>
-        <w:rPr>
-          <w:b/>
-          <w:bCs/>
-        </w:rPr>
-        <w:t>Слайд 18</w:t>
-      </w:r>
-    </w:p>
-    <w:p>
-      <w:pPr>
-        <w:widowControl w:val="0"/>
-        <w:spacing w:line="240" w:lineRule="atLeast"/>
-        <w:jc w:val="both"/>
-      </w:pPr>
-      <w:r>
-        <w:t>В заключени</w:t>
-      </w:r>
-      <w:r>
-        <w:t>е отмечу</w:t>
-      </w:r>
-      <w:r>
-        <w:t>, что в ходе выполнения дипломного проекта цель была</w:t>
-      </w:r>
-      <w:r>
-        <w:t xml:space="preserve"> полностью</w:t>
-      </w:r>
-      <w:r>
-        <w:t xml:space="preserve"> достигнута</w:t>
-      </w:r>
-      <w:r>
-        <w:t>, а</w:t>
-      </w:r>
-      <w:r>
-        <w:t xml:space="preserve"> задачи решены в полном объеме.</w:t>
-      </w:r>
-    </w:p>
-    <w:p>
-      <w:pPr>
-        <w:widowControl w:val="0"/>
-        <w:pBdr>
-          <w:bottom w:val="single" w:sz="6" w:space="1" w:color="auto"/>
-        </w:pBdr>
-        <w:spacing w:line="240" w:lineRule="atLeast"/>
-        <w:jc w:val="both"/>
-      </w:pPr>
-      <w:r>
-        <w:t>Система готова к эксплуатации и способна значительно повысить качеств</w:t>
-      </w:r>
-      <w:r>
-        <w:t>о</w:t>
-      </w:r>
-      <w:r>
-        <w:t xml:space="preserve"> </w:t>
-      </w:r>
-      <w:r>
-        <w:t>работы учреждения</w:t>
-      </w:r>
-      <w:r>
-        <w:t>.</w:t>
-      </w:r>
-    </w:p>
-    <w:p>
-      <w:pPr>
-        <w:widowControl w:val="0"/>
-        <w:spacing w:line="240" w:lineRule="atLeast"/>
-        <w:jc w:val="both"/>
-        <w:rPr>
-          <w:b/>
-          <w:bCs/>
-        </w:rPr>
-      </w:pPr>
-      <w:r>
-        <w:rPr>
-          <w:b/>
-          <w:bCs/>
-        </w:rPr>
-        <w:t>Слайд 19</w:t>
-      </w:r>
-    </w:p>
-    <w:p>
-      <w:pPr>
-        <w:widowControl w:val="0"/>
-        <w:spacing w:line="240" w:lineRule="atLeast"/>
-        <w:jc w:val="both"/>
-      </w:pPr>
-      <w:r>
-        <w:t>На этом всё, благодарю</w:t>
-      </w:r>
-      <w:r>
-        <w:t xml:space="preserve"> вас</w:t>
-      </w:r>
-      <w:r>
-        <w:t xml:space="preserve"> за </w:t>
-      </w:r>
-      <w:r>
-        <w:t xml:space="preserve">проявленное </w:t>
-      </w:r>
-      <w:r>
-        <w:t>внимание и готов ответить на ваши вопросы!</w:t>
+      <w:r>
+        <w:t xml:space="preserve"> подробные руководства, где расписан каждый шаг.</w:t>
+      </w:r>
+    </w:p>
+    <w:p>
+      <w:pPr>
+        <w:widowControl w:val="0"/>
+        <w:spacing w:after="140" w:line="240" w:lineRule="atLeast"/>
+        <w:jc w:val="both"/>
+      </w:pPr>
+      <w:r>
+        <w:t>Сколько бы вы взяли за свою работу?</w:t>
+      </w:r>
+    </w:p>
+    <w:p>
+      <w:pPr>
+        <w:widowControl w:val="0"/>
+        <w:pBdr>
+          <w:bottom w:val="single" w:sz="6" w:space="1" w:color="auto"/>
+        </w:pBdr>
+        <w:spacing w:after="140" w:line="240" w:lineRule="atLeast"/>
+        <w:jc w:val="both"/>
+      </w:pPr>
+      <w:r>
+        <w:t>Во-первых, такие расчеты не проводились. А во-вторых, цена разработки индивидуального проекта не может быть фиксированной. Она складывается из трудозатрат на разработку, внедрения и самое главное срока технического сопровождения.</w:t>
+      </w:r>
+    </w:p>
+    <w:p>
+      <w:pPr>
+        <w:widowControl w:val="0"/>
+        <w:spacing w:after="140" w:line="240" w:lineRule="atLeast"/>
+        <w:jc w:val="both"/>
+        <w:rPr>
+          <w:i/>
+          <w:iCs/>
+        </w:rPr>
+      </w:pPr>
+      <w:r>
+        <w:rPr>
+          <w:i/>
+          <w:iCs/>
+        </w:rPr>
+        <w:t>Если отключат свет – база данных повредится? И как часто нужно проводить резервное копирование БД?</w:t>
+      </w:r>
+    </w:p>
+    <w:p>
+      <w:pPr>
+        <w:widowControl w:val="0"/>
+        <w:spacing w:after="140" w:line="240" w:lineRule="atLeast"/>
+        <w:jc w:val="both"/>
+      </w:pPr>
+      <w:r>
+        <w:t>Для таких случаев в руководстве администратора предусмотрен регламент резервного копирования. Благодаря которому, восстановить систему получиться очень быстро. (Копирование происходит каждый день после смены).</w:t>
       </w:r>
     </w:p>
     <w:sectPr>
